--- a/My-GrandOrgue-Implementation.docx
+++ b/My-GrandOrgue-Implementation.docx
@@ -31,7 +31,7 @@
         <w:pStyle w:val="Date"/>
       </w:pPr>
       <w:r>
-        <w:t xml:space="preserve">2026-05-01</w:t>
+        <w:t xml:space="preserve">2026-05-09</w:t>
       </w:r>
     </w:p>
     <w:sdt>

--- a/My-GrandOrgue-Implementation.docx
+++ b/My-GrandOrgue-Implementation.docx
@@ -91,7 +91,23 @@
         <w:t xml:space="preserve"> </w:t>
       </w:r>
       <w:r>
-        <w:t xml:space="preserve">virtual pipe organ (VPO). As of 2026, there was little compiled documentation other than how to download. Information such as system and hardware requirements was scattered throughout the internet, but one generally had to find it through a search engine. The official software documentation consisted of various help pages, but no step-by-step instructions. Lots of community user experiences were captured in hundreds of</w:t>
+        <w:t xml:space="preserve">virtual pipe organ (VPO). As of 2026, there was little compiled documentation other than how to download the software. Information such as system and hardware requirements was scattered throughout the internet, but one generally had to find it through a search engine. Some of this information was later discovered within the GrandOrgue Help pages, but that was after downloading, installing, and digging into the software. I wanted to know what I needed</w:t>
+      </w:r>
+      <w:r>
+        <w:t xml:space="preserve"> </w:t>
+      </w:r>
+      <w:r>
+        <w:rPr>
+          <w:i/>
+          <w:iCs/>
+        </w:rPr>
+        <w:t xml:space="preserve">before</w:t>
+      </w:r>
+      <w:r>
+        <w:t xml:space="preserve"> </w:t>
+      </w:r>
+      <w:r>
+        <w:t xml:space="preserve">starting the project to determine whether it was feasible. For example, could I use a Raspberry Pi or would I need something more powerful? Lots of community user experiences were captured in hundreds of</w:t>
       </w:r>
       <w:r>
         <w:t xml:space="preserve"> </w:t>
@@ -125,7 +141,7 @@
         <w:t xml:space="preserve"> </w:t>
       </w:r>
       <w:r>
-        <w:t xml:space="preserve">on the official GitHub repo. Most of the information here came from those sources.</w:t>
+        <w:t xml:space="preserve">on the official GitHub repo. It all felt very scattered. This site attempts to organize my research, trials, and errors.</w:t>
       </w:r>
     </w:p>
     <w:p>
@@ -133,27 +149,7 @@
         <w:pStyle w:val="BodyText"/>
       </w:pPr>
       <w:r>
-        <w:t xml:space="preserve">Getting a functioning VPO took considerable trial and error. The dead ends and failures are not contained here, but important</w:t>
-      </w:r>
-      <w:r>
-        <w:t xml:space="preserve"> </w:t>
-      </w:r>
-      <w:r>
-        <w:t xml:space="preserve">“gotchas”</w:t>
-      </w:r>
-      <w:r>
-        <w:t xml:space="preserve"> </w:t>
-      </w:r>
-      <w:r>
-        <w:t xml:space="preserve">are noted when helpful.</w:t>
-      </w:r>
-    </w:p>
-    <w:p>
-      <w:pPr>
-        <w:pStyle w:val="BodyText"/>
-      </w:pPr>
-      <w:r>
-        <w:t xml:space="preserve">These pages are my contribution to the open source GrandOrgue project and its outstanding user community. I hope these pages help you build your own GrandOrgue VPO.</w:t>
+        <w:t xml:space="preserve">These pages are my contribution to the open source GrandOrgue project and its outstanding user community. I hope these pages help you build and enjoy your own GrandOrgue virtual pipe organ.</w:t>
       </w:r>
     </w:p>
     <w:p>
@@ -162,7 +158,7 @@
       </w:r>
     </w:p>
     <w:bookmarkEnd w:id="26"/>
-    <w:bookmarkStart w:id="35" w:name="hardware"/>
+    <w:bookmarkStart w:id="36" w:name="hardware"/>
     <w:p>
       <w:pPr>
         <w:pStyle w:val="Heading1"/>
@@ -298,7 +294,7 @@
       </w:r>
     </w:p>
     <w:bookmarkEnd w:id="27"/>
-    <w:bookmarkStart w:id="34" w:name="discussion"/>
+    <w:bookmarkStart w:id="35" w:name="discussion"/>
     <w:p>
       <w:pPr>
         <w:pStyle w:val="Heading2"/>
@@ -358,7 +354,7 @@
         <w:pStyle w:val="BodyText"/>
       </w:pPr>
       <w:r>
-        <w:t xml:space="preserve">My initial installation was intended to proof-of-concept learning experiment to assess whether or not it was something I wanted to delve further into and scale up. I already had an old (circa 1997) Casio MIDI keyboard</w:t>
+        <w:t xml:space="preserve">My initial installation was intended to be a proof-of-concept learning experiment to assess whether or not it was something I wanted to delve further into and scale up. I already had an old (circa 1997) Casio MIDI keyboard</w:t>
       </w:r>
       <w:r>
         <w:rPr>
@@ -444,7 +440,24 @@
         <w:t xml:space="preserve"> </w:t>
       </w:r>
       <w:r>
-        <w:t xml:space="preserve">because it was the first and, as of 2026, only unit to support 16 GB of RAM. I purchased a full starter kit for $385 which included:</w:t>
+        <w:t xml:space="preserve">because it was the first and, as of 2026, only unit to contain 16 GB of RAM. I purchased a full</w:t>
+      </w:r>
+      <w:r>
+        <w:t xml:space="preserve"> </w:t>
+      </w:r>
+      <w:hyperlink r:id="rId32">
+        <w:r>
+          <w:rPr>
+            <w:rStyle w:val="Hyperlink"/>
+          </w:rPr>
+          <w:t xml:space="preserve">CanaKit starter kit</w:t>
+        </w:r>
+      </w:hyperlink>
+      <w:r>
+        <w:t xml:space="preserve"> </w:t>
+      </w:r>
+      <w:r>
+        <w:t xml:space="preserve">for $385 which included:</w:t>
       </w:r>
     </w:p>
     <w:p>
@@ -541,7 +554,7 @@
       <w:r>
         <w:t xml:space="preserve"> </w:t>
       </w:r>
-      <w:hyperlink r:id="rId32">
+      <w:hyperlink r:id="rId33">
         <w:r>
           <w:rPr>
             <w:rStyle w:val="Hyperlink"/>
@@ -566,7 +579,7 @@
       <w:r>
         <w:t xml:space="preserve"> </w:t>
       </w:r>
-      <w:hyperlink r:id="rId33">
+      <w:hyperlink r:id="rId34">
         <w:r>
           <w:rPr>
             <w:rStyle w:val="Hyperlink"/>
@@ -832,13 +845,23 @@
       <w:pPr>
         <w:pStyle w:val="BodyText"/>
       </w:pPr>
+    </w:p>
+    <w:p>
+      <w:pPr>
+        <w:pStyle w:val="BodyText"/>
+      </w:pPr>
       <w:r>
         <w:t xml:space="preserve">Not bad for an authentic-sounding practice organ! The pages that follow describe how I set up, configured, and tested everything.</w:t>
       </w:r>
     </w:p>
-    <w:bookmarkEnd w:id="34"/>
+    <w:p>
+      <w:pPr>
+        <w:pStyle w:val="BodyText"/>
+      </w:pPr>
+    </w:p>
     <w:bookmarkEnd w:id="35"/>
-    <w:bookmarkStart w:id="43" w:name="set-up"/>
+    <w:bookmarkEnd w:id="36"/>
+    <w:bookmarkStart w:id="44" w:name="set-up"/>
     <w:p>
       <w:pPr>
         <w:pStyle w:val="Heading1"/>
@@ -863,7 +886,7 @@
         <w:br/>
       </w:r>
     </w:p>
-    <w:bookmarkStart w:id="37" w:name="raspberry-pi-setup"/>
+    <w:bookmarkStart w:id="38" w:name="raspberry-pi-setup"/>
     <w:p>
       <w:pPr>
         <w:pStyle w:val="Heading2"/>
@@ -877,7 +900,7 @@
         <w:pStyle w:val="FirstParagraph"/>
       </w:pPr>
       <w:r>
-        <w:t xml:space="preserve">Raspberry Pi (RPi) devices run Debian-based Raspberry Pi OS. GrandOrgue needs the 64-bit Raspberry Pi OS in order to utilize all of the installed RAM (a 32-bit OS would cap the usable RAM at 4 GB, regardless of what is installed in the system.) This comes pre-installed on the CanaKit RPi.</w:t>
+        <w:t xml:space="preserve">Raspberry Pi (RPi) devices run Debian-based Raspberry Pi OS. GrandOrgue needs the 64-bit Raspberry Pi OS in order to utilize all of the installed RAM (a 32-bit OS would cap the usable RAM at 4 GB, regardless of what is installed in the system.) The 64-bit OS conveniently comes pre-installed on the CanaKit RPi.</w:t>
       </w:r>
     </w:p>
     <w:p>
@@ -885,31 +908,69 @@
         <w:pStyle w:val="BodyText"/>
       </w:pPr>
       <w:r>
-        <w:t xml:space="preserve">If you don’t have the 64-bit version:</w:t>
-      </w:r>
-    </w:p>
-    <w:p>
-      <w:pPr>
-        <w:pStyle w:val="Compact"/>
-        <w:numPr>
-          <w:ilvl w:val="0"/>
-          <w:numId w:val="1004"/>
-        </w:numPr>
-      </w:pPr>
-      <w:r>
-        <w:t xml:space="preserve">On another computer, open the RPi Imager and use the gear icon to pre-configure your Wi-Fi credentials, hostname, and enable SSH. This saves time on first boot.</w:t>
-      </w:r>
-    </w:p>
-    <w:p>
-      <w:pPr>
-        <w:pStyle w:val="Compact"/>
-        <w:numPr>
-          <w:ilvl w:val="0"/>
-          <w:numId w:val="1004"/>
-        </w:numPr>
-      </w:pPr>
-      <w:r>
-        <w:t xml:space="preserve">Use the Imager on this computer to flash Raspberry Pi OS (64-bit) to your RPi SD card. Be sure to choose to full desktop version.</w:t>
+        <w:t xml:space="preserve">Before installing anything, download and install any OS updates:</w:t>
+      </w:r>
+    </w:p>
+    <w:p>
+      <w:pPr>
+        <w:pStyle w:val="SourceCode"/>
+      </w:pPr>
+      <w:r>
+        <w:rPr>
+          <w:rStyle w:val="FunctionTok"/>
+        </w:rPr>
+        <w:t xml:space="preserve">sudo</w:t>
+      </w:r>
+      <w:r>
+        <w:rPr>
+          <w:rStyle w:val="NormalTok"/>
+        </w:rPr>
+        <w:t xml:space="preserve"> apt update </w:t>
+      </w:r>
+      <w:r>
+        <w:rPr>
+          <w:rStyle w:val="KeywordTok"/>
+        </w:rPr>
+        <w:t xml:space="preserve">&amp;&amp;</w:t>
+      </w:r>
+      <w:r>
+        <w:rPr>
+          <w:rStyle w:val="NormalTok"/>
+        </w:rPr>
+        <w:t xml:space="preserve"> </w:t>
+      </w:r>
+      <w:r>
+        <w:rPr>
+          <w:rStyle w:val="FunctionTok"/>
+        </w:rPr>
+        <w:t xml:space="preserve">sudo</w:t>
+      </w:r>
+      <w:r>
+        <w:rPr>
+          <w:rStyle w:val="NormalTok"/>
+        </w:rPr>
+        <w:t xml:space="preserve"> apt full-upgrade </w:t>
+      </w:r>
+      <w:r>
+        <w:rPr>
+          <w:rStyle w:val="AttributeTok"/>
+        </w:rPr>
+        <w:t xml:space="preserve">-y</w:t>
+      </w:r>
+      <w:r>
+        <w:br/>
+      </w:r>
+      <w:r>
+        <w:rPr>
+          <w:rStyle w:val="FunctionTok"/>
+        </w:rPr>
+        <w:t xml:space="preserve">sudo</w:t>
+      </w:r>
+      <w:r>
+        <w:rPr>
+          <w:rStyle w:val="NormalTok"/>
+        </w:rPr>
+        <w:t xml:space="preserve"> reboot</w:t>
       </w:r>
     </w:p>
     <w:p>
@@ -917,82 +978,12 @@
         <w:pStyle w:val="FirstParagraph"/>
       </w:pPr>
       <w:r>
-        <w:t xml:space="preserve">Back on the RPi, before installing anything, download and install any OS updates:</w:t>
-      </w:r>
-    </w:p>
-    <w:p>
-      <w:pPr>
-        <w:pStyle w:val="SourceCode"/>
-      </w:pPr>
-      <w:r>
-        <w:rPr>
-          <w:rStyle w:val="FunctionTok"/>
-        </w:rPr>
-        <w:t xml:space="preserve">sudo</w:t>
-      </w:r>
-      <w:r>
-        <w:rPr>
-          <w:rStyle w:val="NormalTok"/>
-        </w:rPr>
-        <w:t xml:space="preserve"> apt update </w:t>
-      </w:r>
-      <w:r>
-        <w:rPr>
-          <w:rStyle w:val="KeywordTok"/>
-        </w:rPr>
-        <w:t xml:space="preserve">&amp;&amp;</w:t>
-      </w:r>
-      <w:r>
-        <w:rPr>
-          <w:rStyle w:val="NormalTok"/>
-        </w:rPr>
-        <w:t xml:space="preserve"> </w:t>
-      </w:r>
-      <w:r>
-        <w:rPr>
-          <w:rStyle w:val="FunctionTok"/>
-        </w:rPr>
-        <w:t xml:space="preserve">sudo</w:t>
-      </w:r>
-      <w:r>
-        <w:rPr>
-          <w:rStyle w:val="NormalTok"/>
-        </w:rPr>
-        <w:t xml:space="preserve"> apt full-upgrade </w:t>
-      </w:r>
-      <w:r>
-        <w:rPr>
-          <w:rStyle w:val="AttributeTok"/>
-        </w:rPr>
-        <w:t xml:space="preserve">-y</w:t>
-      </w:r>
-      <w:r>
-        <w:br/>
-      </w:r>
-      <w:r>
-        <w:rPr>
-          <w:rStyle w:val="FunctionTok"/>
-        </w:rPr>
-        <w:t xml:space="preserve">sudo</w:t>
-      </w:r>
-      <w:r>
-        <w:rPr>
-          <w:rStyle w:val="NormalTok"/>
-        </w:rPr>
-        <w:t xml:space="preserve"> reboot</w:t>
-      </w:r>
-    </w:p>
-    <w:p>
-      <w:pPr>
-        <w:pStyle w:val="FirstParagraph"/>
-      </w:pPr>
-      <w:r>
         <w:t xml:space="preserve">GrandOrgue</w:t>
       </w:r>
       <w:r>
         <w:t xml:space="preserve"> </w:t>
       </w:r>
-      <w:hyperlink r:id="rId36">
+      <w:hyperlink r:id="rId37">
         <w:r>
           <w:rPr>
             <w:rStyle w:val="Hyperlink"/>
@@ -1012,7 +1003,7 @@
         <w:pStyle w:val="Compact"/>
         <w:numPr>
           <w:ilvl w:val="0"/>
-          <w:numId w:val="1005"/>
+          <w:numId w:val="1004"/>
         </w:numPr>
       </w:pPr>
       <w:r>
@@ -1033,7 +1024,7 @@
         <w:pStyle w:val="Compact"/>
         <w:numPr>
           <w:ilvl w:val="0"/>
-          <w:numId w:val="1005"/>
+          <w:numId w:val="1004"/>
         </w:numPr>
       </w:pPr>
       <w:r>
@@ -1055,7 +1046,7 @@
         <w:pStyle w:val="Compact"/>
         <w:numPr>
           <w:ilvl w:val="0"/>
-          <w:numId w:val="1005"/>
+          <w:numId w:val="1004"/>
         </w:numPr>
       </w:pPr>
       <w:r>
@@ -1077,7 +1068,7 @@
         <w:pStyle w:val="Compact"/>
         <w:numPr>
           <w:ilvl w:val="0"/>
-          <w:numId w:val="1005"/>
+          <w:numId w:val="1004"/>
         </w:numPr>
       </w:pPr>
       <w:r>
@@ -1112,7 +1103,7 @@
         <w:pStyle w:val="Compact"/>
         <w:numPr>
           <w:ilvl w:val="0"/>
-          <w:numId w:val="1005"/>
+          <w:numId w:val="1004"/>
         </w:numPr>
       </w:pPr>
       <w:r>
@@ -1150,11 +1141,11 @@
         <w:pStyle w:val="FirstParagraph"/>
       </w:pPr>
       <w:r>
-        <w:t xml:space="preserve">The touch monitor is plug-and-play. Since the RPi 5 only has a single USB-C port, which is used for the power supply, the monitor needs to be connected to the RPi via both HDMI for data and USB for power. I used the HDMI to mini-HDMI cable that came with the RPi and the USB-C to USB-A cable that came with the monitor. The RPi did need to be rebooted after everything was plugged in for the touch screen to work properly.</w:t>
-      </w:r>
-    </w:p>
-    <w:bookmarkEnd w:id="37"/>
-    <w:bookmarkStart w:id="42" w:name="grandorgue-installation"/>
+        <w:t xml:space="preserve">The touch monitor was plug-and-play. Since the RPi 5 only has a single USB-C port, which is used for the power supply, the monitor needed to be connected to the RPi via both HDMI for data and USB for power. I used the HDMI to mini-HDMI cable that came with the RPi and the USB-C to USB-A cable that came with the monitor. The RPi did need to be rebooted after everything was connected for the touch screen to work properly.</w:t>
+      </w:r>
+    </w:p>
+    <w:bookmarkEnd w:id="38"/>
+    <w:bookmarkStart w:id="43" w:name="grandorgue-installation"/>
     <w:p>
       <w:pPr>
         <w:pStyle w:val="Heading2"/>
@@ -1173,7 +1164,7 @@
       <w:r>
         <w:t xml:space="preserve"> </w:t>
       </w:r>
-      <w:hyperlink r:id="rId38">
+      <w:hyperlink r:id="rId39">
         <w:r>
           <w:rPr>
             <w:rStyle w:val="Hyperlink"/>
@@ -1218,9 +1209,15 @@
       </w:pPr>
       <w:r>
         <w:rPr>
-          <w:rStyle w:val="VerbatimChar"/>
-        </w:rPr>
-        <w:t xml:space="preserve">wget https://github.com/GrandOrgue/grandorgue/releases/download/3.17.1-1/grandorgue_3.17.1-1_arm64.deb</w:t>
+          <w:rStyle w:val="FunctionTok"/>
+        </w:rPr>
+        <w:t xml:space="preserve">wget</w:t>
+      </w:r>
+      <w:r>
+        <w:rPr>
+          <w:rStyle w:val="NormalTok"/>
+        </w:rPr>
+        <w:t xml:space="preserve"> https://github.com/GrandOrgue/grandorgue/releases/download/3.17.1-1/grandorgue_3.17.1-1_arm64.deb</w:t>
       </w:r>
     </w:p>
     <w:p>
@@ -1429,10 +1426,10 @@
         <w:t xml:space="preserve"> </w:t>
       </w:r>
       <w:r>
-        <w:t xml:space="preserve">application menu. Launch the program. It should open with the demo organ available.</w:t>
-      </w:r>
-    </w:p>
-    <w:bookmarkStart w:id="39" w:name="midi"/>
+        <w:t xml:space="preserve">application menu. Launch the program. It should open and load the demo organ.</w:t>
+      </w:r>
+    </w:p>
+    <w:bookmarkStart w:id="40" w:name="midi"/>
     <w:p>
       <w:pPr>
         <w:pStyle w:val="Heading3"/>
@@ -1447,6 +1444,174 @@
       </w:pPr>
       <w:r>
         <w:t xml:space="preserve">Next, configure the MIDI hardware:</w:t>
+      </w:r>
+    </w:p>
+    <w:p>
+      <w:pPr>
+        <w:pStyle w:val="Compact"/>
+        <w:numPr>
+          <w:ilvl w:val="0"/>
+          <w:numId w:val="1005"/>
+        </w:numPr>
+      </w:pPr>
+      <w:r>
+        <w:t xml:space="preserve">Plug in the Behringer UMC204HD USB audio interface to the RPi via USB and to the keyboard or organ using MIDI cables.</w:t>
+      </w:r>
+    </w:p>
+    <w:p>
+      <w:pPr>
+        <w:pStyle w:val="Compact"/>
+        <w:numPr>
+          <w:ilvl w:val="0"/>
+          <w:numId w:val="1005"/>
+        </w:numPr>
+      </w:pPr>
+      <w:r>
+        <w:t xml:space="preserve">Open GrandOrgue and go to</w:t>
+      </w:r>
+      <w:r>
+        <w:t xml:space="preserve"> </w:t>
+      </w:r>
+      <w:r>
+        <w:rPr>
+          <w:b/>
+          <w:bCs/>
+        </w:rPr>
+        <w:t xml:space="preserve">File</w:t>
+      </w:r>
+      <w:r>
+        <w:t xml:space="preserve"> </w:t>
+      </w:r>
+      <w:r>
+        <w:t xml:space="preserve">→</w:t>
+      </w:r>
+      <w:r>
+        <w:t xml:space="preserve"> </w:t>
+      </w:r>
+      <w:r>
+        <w:rPr>
+          <w:b/>
+          <w:bCs/>
+        </w:rPr>
+        <w:t xml:space="preserve">Preferences</w:t>
+      </w:r>
+      <w:r>
+        <w:t xml:space="preserve"> </w:t>
+      </w:r>
+      <w:r>
+        <w:t xml:space="preserve">→</w:t>
+      </w:r>
+      <w:r>
+        <w:t xml:space="preserve"> </w:t>
+      </w:r>
+      <w:r>
+        <w:rPr>
+          <w:b/>
+          <w:bCs/>
+        </w:rPr>
+        <w:t xml:space="preserve">Audio</w:t>
+      </w:r>
+      <w:r>
+        <w:t xml:space="preserve">. You should see the UMC204HD listed as an ALSA device. Select it, set the sample rate to 48000 Hz and start with 512 samples per buffer.</w:t>
+      </w:r>
+    </w:p>
+    <w:p>
+      <w:pPr>
+        <w:pStyle w:val="Compact"/>
+        <w:numPr>
+          <w:ilvl w:val="0"/>
+          <w:numId w:val="1005"/>
+        </w:numPr>
+      </w:pPr>
+      <w:r>
+        <w:t xml:space="preserve">You can tune the buffer size down later if latency feels sluggish, or up if you hear crackle.</w:t>
+      </w:r>
+    </w:p>
+    <w:p>
+      <w:pPr>
+        <w:pStyle w:val="Compact"/>
+        <w:numPr>
+          <w:ilvl w:val="0"/>
+          <w:numId w:val="1005"/>
+        </w:numPr>
+      </w:pPr>
+      <w:r>
+        <w:t xml:space="preserve">Go to</w:t>
+      </w:r>
+      <w:r>
+        <w:t xml:space="preserve"> </w:t>
+      </w:r>
+      <w:r>
+        <w:rPr>
+          <w:b/>
+          <w:bCs/>
+        </w:rPr>
+        <w:t xml:space="preserve">File</w:t>
+      </w:r>
+      <w:r>
+        <w:t xml:space="preserve"> </w:t>
+      </w:r>
+      <w:r>
+        <w:t xml:space="preserve">→</w:t>
+      </w:r>
+      <w:r>
+        <w:t xml:space="preserve"> </w:t>
+      </w:r>
+      <w:r>
+        <w:rPr>
+          <w:b/>
+          <w:bCs/>
+        </w:rPr>
+        <w:t xml:space="preserve">Preferences</w:t>
+      </w:r>
+      <w:r>
+        <w:t xml:space="preserve"> </w:t>
+      </w:r>
+      <w:r>
+        <w:t xml:space="preserve">→</w:t>
+      </w:r>
+      <w:r>
+        <w:t xml:space="preserve"> </w:t>
+      </w:r>
+      <w:r>
+        <w:rPr>
+          <w:b/>
+          <w:bCs/>
+        </w:rPr>
+        <w:t xml:space="preserve">MIDI Devices</w:t>
+      </w:r>
+      <w:r>
+        <w:t xml:space="preserve">. The UMC204HD’s MIDI ports should appear as ALSA MIDI devices.</w:t>
+      </w:r>
+    </w:p>
+    <w:p>
+      <w:pPr>
+        <w:pStyle w:val="Compact"/>
+        <w:numPr>
+          <w:ilvl w:val="0"/>
+          <w:numId w:val="1005"/>
+        </w:numPr>
+      </w:pPr>
+      <w:r>
+        <w:t xml:space="preserve">Enable the input port. Then load a sample set.</w:t>
+      </w:r>
+    </w:p>
+    <w:bookmarkEnd w:id="40"/>
+    <w:bookmarkStart w:id="41" w:name="grandorgue-configuration"/>
+    <w:p>
+      <w:pPr>
+        <w:pStyle w:val="Heading3"/>
+      </w:pPr>
+      <w:r>
+        <w:t xml:space="preserve">2.2.2 GrandOrgue configuration</w:t>
+      </w:r>
+    </w:p>
+    <w:p>
+      <w:pPr>
+        <w:pStyle w:val="FirstParagraph"/>
+      </w:pPr>
+      <w:r>
+        <w:t xml:space="preserve">Next, we need to map MIDI channels between GrandOrgue and the instrument.</w:t>
       </w:r>
     </w:p>
     <w:p>
@@ -1458,7 +1623,49 @@
         </w:numPr>
       </w:pPr>
       <w:r>
-        <w:t xml:space="preserve">Plug in the Behringer UMC204HD USB audio interface to the RPi via USB and to the keyboard or organ using MIDI cables.</w:t>
+        <w:t xml:space="preserve">Go to</w:t>
+      </w:r>
+      <w:r>
+        <w:t xml:space="preserve"> </w:t>
+      </w:r>
+      <w:r>
+        <w:rPr>
+          <w:b/>
+          <w:bCs/>
+        </w:rPr>
+        <w:t xml:space="preserve">File</w:t>
+      </w:r>
+      <w:r>
+        <w:t xml:space="preserve"> </w:t>
+      </w:r>
+      <w:r>
+        <w:t xml:space="preserve">→</w:t>
+      </w:r>
+      <w:r>
+        <w:t xml:space="preserve"> </w:t>
+      </w:r>
+      <w:r>
+        <w:rPr>
+          <w:b/>
+          <w:bCs/>
+        </w:rPr>
+        <w:t xml:space="preserve">Settings</w:t>
+      </w:r>
+      <w:r>
+        <w:t xml:space="preserve"> </w:t>
+      </w:r>
+      <w:r>
+        <w:t xml:space="preserve">→</w:t>
+      </w:r>
+      <w:r>
+        <w:t xml:space="preserve"> </w:t>
+      </w:r>
+      <w:r>
+        <w:rPr>
+          <w:b/>
+          <w:bCs/>
+        </w:rPr>
+        <w:t xml:space="preserve">MIDI Devices</w:t>
       </w:r>
     </w:p>
     <w:p>
@@ -1470,7 +1677,33 @@
         </w:numPr>
       </w:pPr>
       <w:r>
-        <w:t xml:space="preserve">Open GrandOrgue and go to File → Preferences → Audio. You should see the UMC204HD listed as an ALSA device. Select it, set the sample rate to 48000 Hz and start with 512 samples per buffer.</w:t>
+        <w:t xml:space="preserve">Under</w:t>
+      </w:r>
+      <w:r>
+        <w:t xml:space="preserve"> </w:t>
+      </w:r>
+      <w:r>
+        <w:rPr>
+          <w:b/>
+          <w:bCs/>
+        </w:rPr>
+        <w:t xml:space="preserve">MIDI output devices</w:t>
+      </w:r>
+      <w:r>
+        <w:t xml:space="preserve">, make sure UNC204HD is selected. Click</w:t>
+      </w:r>
+      <w:r>
+        <w:t xml:space="preserve"> </w:t>
+      </w:r>
+      <w:r>
+        <w:rPr>
+          <w:b/>
+          <w:bCs/>
+        </w:rPr>
+        <w:t xml:space="preserve">OK</w:t>
+      </w:r>
+      <w:r>
+        <w:t xml:space="preserve">.</w:t>
       </w:r>
     </w:p>
     <w:p>
@@ -1482,7 +1715,7 @@
         </w:numPr>
       </w:pPr>
       <w:r>
-        <w:t xml:space="preserve">You can tune the buffer size down later if latency feels sluggish, or up if you hear crackle.</w:t>
+        <w:t xml:space="preserve">On the virtual pipe organ (VPO) console, right-click a virtual manual to map to.</w:t>
       </w:r>
     </w:p>
     <w:p>
@@ -1494,7 +1727,20 @@
         </w:numPr>
       </w:pPr>
       <w:r>
-        <w:t xml:space="preserve">Go to File → Preferences → MIDI Devices. The UMC204HD’s MIDI ports should appear as ALSA MIDI devices.</w:t>
+        <w:t xml:space="preserve">In the box that opens, click</w:t>
+      </w:r>
+      <w:r>
+        <w:t xml:space="preserve"> </w:t>
+      </w:r>
+      <w:r>
+        <w:rPr>
+          <w:b/>
+          <w:bCs/>
+        </w:rPr>
+        <w:t xml:space="preserve">Listen for Event</w:t>
+      </w:r>
+      <w:r>
+        <w:t xml:space="preserve">. Play a key on the keyboard you wish to map to that virtual organ manual.</w:t>
       </w:r>
     </w:p>
     <w:p>
@@ -1506,17 +1752,20 @@
         </w:numPr>
       </w:pPr>
       <w:r>
-        <w:t xml:space="preserve">Enable the input port. Then load a sample set and use File → MIDI Recorder or just play a key. GrandOrgue will prompt you to map MIDI channels to manuals the first time.</w:t>
-      </w:r>
-    </w:p>
-    <w:bookmarkEnd w:id="39"/>
-    <w:bookmarkStart w:id="40" w:name="grandorgue-configuration"/>
-    <w:p>
-      <w:pPr>
-        <w:pStyle w:val="Heading3"/>
-      </w:pPr>
-      <w:r>
-        <w:t xml:space="preserve">2.2.2 GrandOrgue configuration</w:t>
+        <w:t xml:space="preserve">Click</w:t>
+      </w:r>
+      <w:r>
+        <w:t xml:space="preserve"> </w:t>
+      </w:r>
+      <w:r>
+        <w:rPr>
+          <w:b/>
+          <w:bCs/>
+        </w:rPr>
+        <w:t xml:space="preserve">OK</w:t>
+      </w:r>
+      <w:r>
+        <w:t xml:space="preserve">.</w:t>
       </w:r>
     </w:p>
     <w:p>
@@ -1524,7 +1773,7 @@
         <w:pStyle w:val="FirstParagraph"/>
       </w:pPr>
       <w:r>
-        <w:t xml:space="preserve">Lastly, we need to map MIDI channels between GrandOrgue and the instrument.</w:t>
+        <w:t xml:space="preserve">To reduce audio lag:</w:t>
       </w:r>
     </w:p>
     <w:p>
@@ -1536,7 +1785,33 @@
         </w:numPr>
       </w:pPr>
       <w:r>
-        <w:t xml:space="preserve">Go to File → Settings → MIDI Devices</w:t>
+        <w:rPr>
+          <w:b/>
+          <w:bCs/>
+        </w:rPr>
+        <w:t xml:space="preserve">File</w:t>
+      </w:r>
+      <w:r>
+        <w:t xml:space="preserve"> </w:t>
+      </w:r>
+      <w:r>
+        <w:t xml:space="preserve">→</w:t>
+      </w:r>
+      <w:r>
+        <w:t xml:space="preserve"> </w:t>
+      </w:r>
+      <w:r>
+        <w:rPr>
+          <w:b/>
+          <w:bCs/>
+        </w:rPr>
+        <w:t xml:space="preserve">Settings</w:t>
+      </w:r>
+      <w:r>
+        <w:t xml:space="preserve"> </w:t>
+      </w:r>
+      <w:r>
+        <w:t xml:space="preserve">→ ((Audi))o</w:t>
       </w:r>
     </w:p>
     <w:p>
@@ -1548,61 +1823,23 @@
         </w:numPr>
       </w:pPr>
       <w:r>
-        <w:t xml:space="preserve">Under</w:t>
-      </w:r>
-      <w:r>
-        <w:t xml:space="preserve"> </w:t>
-      </w:r>
-      <w:r>
-        <w:t xml:space="preserve">“MIDI output devices”</w:t>
-      </w:r>
-      <w:r>
-        <w:t xml:space="preserve">, make sure UNC204HD is selected. Click OK.</w:t>
-      </w:r>
-    </w:p>
-    <w:p>
-      <w:pPr>
-        <w:pStyle w:val="Compact"/>
-        <w:numPr>
-          <w:ilvl w:val="0"/>
-          <w:numId w:val="1007"/>
-        </w:numPr>
-      </w:pPr>
-      <w:r>
-        <w:t xml:space="preserve">On the virtual pipe organ (VPO) console, right-click a virtual manual to map to.</w:t>
-      </w:r>
-    </w:p>
-    <w:p>
-      <w:pPr>
-        <w:pStyle w:val="Compact"/>
-        <w:numPr>
-          <w:ilvl w:val="0"/>
-          <w:numId w:val="1007"/>
-        </w:numPr>
-      </w:pPr>
-      <w:r>
-        <w:t xml:space="preserve">In the box that opens, click</w:t>
-      </w:r>
-      <w:r>
-        <w:t xml:space="preserve"> </w:t>
-      </w:r>
-      <w:r>
-        <w:t xml:space="preserve">“Listen for Event”</w:t>
-      </w:r>
-      <w:r>
-        <w:t xml:space="preserve">. Play a key on the keyboard you wish to map to that virtual organ manual.</w:t>
-      </w:r>
-    </w:p>
-    <w:p>
-      <w:pPr>
-        <w:pStyle w:val="Compact"/>
-        <w:numPr>
-          <w:ilvl w:val="0"/>
-          <w:numId w:val="1007"/>
-        </w:numPr>
-      </w:pPr>
-      <w:r>
-        <w:t xml:space="preserve">Click OK.</w:t>
+        <w:t xml:space="preserve">Set the</w:t>
+      </w:r>
+      <w:r>
+        <w:t xml:space="preserve"> </w:t>
+      </w:r>
+      <w:r>
+        <w:rPr>
+          <w:b/>
+          <w:bCs/>
+        </w:rPr>
+        <w:t xml:space="preserve">Samples per buffer</w:t>
+      </w:r>
+      <w:r>
+        <w:t xml:space="preserve"> </w:t>
+      </w:r>
+      <w:r>
+        <w:t xml:space="preserve">to 256 or 128 (defaults to 512).</w:t>
       </w:r>
     </w:p>
     <w:p>
@@ -1610,43 +1847,37 @@
         <w:pStyle w:val="FirstParagraph"/>
       </w:pPr>
       <w:r>
-        <w:t xml:space="preserve">To reduce audio lag:</w:t>
-      </w:r>
-    </w:p>
-    <w:p>
-      <w:pPr>
-        <w:pStyle w:val="Compact"/>
-        <w:numPr>
-          <w:ilvl w:val="0"/>
-          <w:numId w:val="1008"/>
-        </w:numPr>
-      </w:pPr>
-      <w:r>
-        <w:t xml:space="preserve">File → Settings → Audio</w:t>
-      </w:r>
-    </w:p>
-    <w:p>
-      <w:pPr>
-        <w:pStyle w:val="Compact"/>
-        <w:numPr>
-          <w:ilvl w:val="0"/>
-          <w:numId w:val="1008"/>
-        </w:numPr>
-      </w:pPr>
-      <w:r>
-        <w:t xml:space="preserve">Set the</w:t>
-      </w:r>
-      <w:r>
-        <w:t xml:space="preserve"> </w:t>
-      </w:r>
-      <w:r>
-        <w:t xml:space="preserve">“Samples per buffer”</w:t>
-      </w:r>
-      <w:r>
-        <w:t xml:space="preserve"> </w:t>
-      </w:r>
-      <w:r>
-        <w:t xml:space="preserve">to 256 or 128 (defaults to 512).</w:t>
+        <w:t xml:space="preserve">The lower the buffer size, the lower the latency. At 48,000 Hz sample rate, 128 samples per buffer supposedly gives about 2.7 milliseconds of latency, which is completely imperceptible. The tradeoff is that very low buffer sizes can cause audio crackle or dropouts if the RPi can’t process audio fast enough. The Pi 5 should, however, be plenty powerful enough to handle 128 samples without trouble, especially with the demo sample set.</w:t>
+      </w:r>
+    </w:p>
+    <w:p>
+      <w:pPr>
+        <w:pStyle w:val="BodyText"/>
+      </w:pPr>
+      <w:r>
+        <w:t xml:space="preserve">Even at 128 samples/buffer, I still noticed a lag, but it was better than when I started. It is possible that some delay is</w:t>
+      </w:r>
+      <w:r>
+        <w:t xml:space="preserve"> </w:t>
+      </w:r>
+      <w:r>
+        <w:t xml:space="preserve">“built in”</w:t>
+      </w:r>
+      <w:r>
+        <w:t xml:space="preserve"> </w:t>
+      </w:r>
+      <w:r>
+        <w:t xml:space="preserve">as the result of the sample recording. This remains to be determined. I am accustomed to old-technology, non-realistic digital organs on which the sound is instantaneous, whereas many pipe organs have a slight (fraction of a second) lag between the time a key is depressed and the sound is actually heard.</w:t>
+      </w:r>
+    </w:p>
+    <w:bookmarkEnd w:id="41"/>
+    <w:bookmarkStart w:id="42" w:name="audio"/>
+    <w:p>
+      <w:pPr>
+        <w:pStyle w:val="Heading3"/>
+      </w:pPr>
+      <w:r>
+        <w:t xml:space="preserve">2.2.3 Audio</w:t>
       </w:r>
     </w:p>
     <w:p>
@@ -1654,7 +1885,7 @@
         <w:pStyle w:val="FirstParagraph"/>
       </w:pPr>
       <w:r>
-        <w:t xml:space="preserve">The lower the buffer size, the lower the latency. At 48,000 Hz sample rate, 128 samples per buffer supposedly gives about 2.7 milliseconds of latency, which is completely imperceptible. The tradeoff is that very low buffer sizes can cause audio crackle or dropouts if the RPi can’t process audio fast enough, but the Pi 5 should be plenty powerful enough to handle 128 samples without trouble, especially with the demo sample set.</w:t>
+        <w:t xml:space="preserve">By default, the VPO plays through the computer speakers – in this case, the speakers on the touch screen monitor. Much better sound quality can be obtained with better speakers or headphones.</w:t>
       </w:r>
     </w:p>
     <w:p>
@@ -1662,66 +1893,19 @@
         <w:pStyle w:val="BodyText"/>
       </w:pPr>
       <w:r>
-        <w:t xml:space="preserve">Even at 128, I still noticed a lag, but it was better than when I started. It is possible that some delay is</w:t>
-      </w:r>
-      <w:r>
-        <w:t xml:space="preserve"> </w:t>
-      </w:r>
-      <w:r>
-        <w:t xml:space="preserve">“built in”</w:t>
-      </w:r>
-      <w:r>
-        <w:t xml:space="preserve"> </w:t>
-      </w:r>
-      <w:r>
-        <w:t xml:space="preserve">as the result of the sample recording. This remains to be determined. I am accustomed to old-technology, non-realistic digital organs where the sound is instantaneous, where many pipe organs have a slight (fraction of a second) lag between the time a key is depressed and the sound is actually heard.</w:t>
-      </w:r>
-    </w:p>
-    <w:bookmarkEnd w:id="40"/>
-    <w:bookmarkStart w:id="41" w:name="audio"/>
-    <w:p>
-      <w:pPr>
-        <w:pStyle w:val="Heading3"/>
-      </w:pPr>
-      <w:r>
-        <w:t xml:space="preserve">2.2.3 Audio</w:t>
-      </w:r>
-    </w:p>
-    <w:p>
-      <w:pPr>
-        <w:pStyle w:val="FirstParagraph"/>
-      </w:pPr>
-      <w:r>
-        <w:t xml:space="preserve">By default, the VPO plays through the computer speakers. In this setup, this means the speakers on the touch screen monitor. Much better sound quality can be obtained with better speakers or headphones.</w:t>
-      </w:r>
-    </w:p>
-    <w:p>
-      <w:pPr>
-        <w:pStyle w:val="BodyText"/>
-      </w:pPr>
-      <w:r>
-        <w:t xml:space="preserve">Bluetooth headphones may experience a fairly significant lag in audio. It did for me. Since my old keyboard did not have an Audio In jack, I could not channel the sound back to the keyboard speakers – which is just as well, because they are not very good either. The best (but not perfect) option was wired headphones plugged into the UNC204HD interface. The only headphones I owned had a 1/8” plug, so I had to use a 1/4”-1/8” adapter to connect them. There was a slight buzz, possibly resulting from the extra connection. It was annoying, but not bad enough to abandon the setup.</w:t>
-      </w:r>
-    </w:p>
-    <w:bookmarkEnd w:id="41"/>
+        <w:t xml:space="preserve">Bluetooth headphones may experience a fairly significant lag in audio. It did for me. Since my old keyboard did not have an Audio In jack, I could not channel the sound back to the keyboard speakers – which was just as well, because they are not very good either. The best (but not perfect) option was wired headphones plugged into the UNC204HD interface. The only headphones I owned had a 1/8” plug, so I had to use a 1/4”-1/8” adapter to connect them. There was a slight buzz, possibly resulting from the extra connection. It was annoying, but not bad enough to abandon the setup.</w:t>
+      </w:r>
+    </w:p>
     <w:bookmarkEnd w:id="42"/>
     <w:bookmarkEnd w:id="43"/>
-    <w:bookmarkStart w:id="46" w:name="customize"/>
+    <w:bookmarkEnd w:id="44"/>
+    <w:bookmarkStart w:id="49" w:name="customization"/>
     <w:p>
       <w:pPr>
         <w:pStyle w:val="Heading1"/>
       </w:pPr>
       <w:r>
-        <w:t xml:space="preserve">3. Customize</w:t>
-      </w:r>
-    </w:p>
-    <w:bookmarkStart w:id="44" w:name="edit-and-add-your-pages"/>
-    <w:p>
-      <w:pPr>
-        <w:pStyle w:val="Heading2"/>
-      </w:pPr>
-      <w:r>
-        <w:t xml:space="preserve">3.1 Edit and add your pages</w:t>
+        <w:t xml:space="preserve">3. Customization</w:t>
       </w:r>
     </w:p>
     <w:p>
@@ -1729,22 +1913,7 @@
         <w:pStyle w:val="FirstParagraph"/>
       </w:pPr>
       <w:r>
-        <w:t xml:space="preserve">Edit the qmd or md files in the</w:t>
-      </w:r>
-      <w:r>
-        <w:t xml:space="preserve"> </w:t>
-      </w:r>
-      <w:r>
-        <w:rPr>
-          <w:rStyle w:val="VerbatimChar"/>
-        </w:rPr>
-        <w:t xml:space="preserve">content</w:t>
-      </w:r>
-      <w:r>
-        <w:t xml:space="preserve"> </w:t>
-      </w:r>
-      <w:r>
-        <w:t xml:space="preserve">folder. qmd files can include code (R, Python, Julia) and lots of Quarto markdown bells and whistles (like call-outs, cross-references, auto-citations and much more).</w:t>
+        <w:t xml:space="preserve">Using different organ sample sets</w:t>
       </w:r>
     </w:p>
     <w:p>
@@ -1752,191 +1921,20 @@
         <w:pStyle w:val="BodyText"/>
       </w:pPr>
       <w:r>
-        <w:t xml:space="preserve">Each page should start with</w:t>
-      </w:r>
-    </w:p>
-    <w:p>
-      <w:pPr>
-        <w:pStyle w:val="SourceCode"/>
-      </w:pPr>
-      <w:r>
-        <w:rPr>
-          <w:rStyle w:val="VerbatimChar"/>
-        </w:rPr>
-        <w:t xml:space="preserve">---</w:t>
-      </w:r>
-      <w:r>
         <w:br/>
       </w:r>
-      <w:r>
-        <w:rPr>
-          <w:rStyle w:val="VerbatimChar"/>
-        </w:rPr>
-        <w:t xml:space="preserve">title: your title</w:t>
-      </w:r>
-      <w:r>
-        <w:br/>
-      </w:r>
-      <w:r>
-        <w:rPr>
-          <w:rStyle w:val="VerbatimChar"/>
-        </w:rPr>
-        <w:t xml:space="preserve">---</w:t>
-      </w:r>
-    </w:p>
-    <w:p>
-      <w:pPr>
-        <w:pStyle w:val="FirstParagraph"/>
-      </w:pPr>
-      <w:r>
-        <w:t xml:space="preserve">and the first header will be the 2nd level, so</w:t>
-      </w:r>
-      <w:r>
-        <w:t xml:space="preserve"> </w:t>
-      </w:r>
-      <w:r>
-        <w:rPr>
-          <w:rStyle w:val="VerbatimChar"/>
-        </w:rPr>
-        <w:t xml:space="preserve">##</w:t>
-      </w:r>
-      <w:r>
-        <w:t xml:space="preserve">. Note, there are situations where you leave off</w:t>
-      </w:r>
-    </w:p>
-    <w:p>
-      <w:pPr>
-        <w:pStyle w:val="SourceCode"/>
-      </w:pPr>
-      <w:r>
-        <w:rPr>
-          <w:rStyle w:val="VerbatimChar"/>
-        </w:rPr>
-        <w:t xml:space="preserve">---</w:t>
-      </w:r>
-      <w:r>
-        <w:br/>
-      </w:r>
-      <w:r>
-        <w:rPr>
-          <w:rStyle w:val="VerbatimChar"/>
-        </w:rPr>
-        <w:t xml:space="preserve">title: your title</w:t>
-      </w:r>
-      <w:r>
-        <w:br/>
-      </w:r>
-      <w:r>
-        <w:rPr>
-          <w:rStyle w:val="VerbatimChar"/>
-        </w:rPr>
-        <w:t xml:space="preserve">---</w:t>
-      </w:r>
-    </w:p>
-    <w:p>
-      <w:pPr>
-        <w:pStyle w:val="FirstParagraph"/>
-      </w:pPr>
-      <w:r>
-        <w:t xml:space="preserve">and start the qmd file with a level header</w:t>
-      </w:r>
-      <w:r>
-        <w:t xml:space="preserve"> </w:t>
-      </w:r>
-      <w:r>
-        <w:rPr>
-          <w:rStyle w:val="VerbatimChar"/>
-        </w:rPr>
-        <w:t xml:space="preserve">#</w:t>
-      </w:r>
-      <w:r>
-        <w:t xml:space="preserve">, but if using the default title yaml (in the</w:t>
-      </w:r>
-      <w:r>
-        <w:t xml:space="preserve"> </w:t>
-      </w:r>
-      <w:r>
-        <w:rPr>
-          <w:rStyle w:val="VerbatimChar"/>
-        </w:rPr>
-        <w:t xml:space="preserve">---</w:t>
-      </w:r>
-      <w:r>
-        <w:t xml:space="preserve"> </w:t>
-      </w:r>
-      <w:r>
-        <w:t xml:space="preserve">fence) is a good habit since it makes it easy for Quarto convert your qmd file to other formats (like into a presentation).</w:t>
-      </w:r>
-    </w:p>
-    <w:bookmarkEnd w:id="44"/>
-    <w:bookmarkStart w:id="45" w:name="add-your-pages-the-project"/>
-    <w:p>
-      <w:pPr>
-        <w:pStyle w:val="Heading2"/>
-      </w:pPr>
-      <w:r>
-        <w:t xml:space="preserve">3.2 Add your pages the project</w:t>
-      </w:r>
-    </w:p>
-    <w:p>
-      <w:pPr>
-        <w:pStyle w:val="Compact"/>
-        <w:numPr>
-          <w:ilvl w:val="0"/>
-          <w:numId w:val="1009"/>
-        </w:numPr>
-      </w:pPr>
-      <w:r>
-        <w:t xml:space="preserve">Add the files to</w:t>
-      </w:r>
-      <w:r>
-        <w:t xml:space="preserve"> </w:t>
-      </w:r>
-      <w:r>
-        <w:rPr>
-          <w:rStyle w:val="VerbatimChar"/>
-        </w:rPr>
-        <w:t xml:space="preserve">_quarto.yml</w:t>
-      </w:r>
-    </w:p>
-    <w:bookmarkEnd w:id="45"/>
-    <w:bookmarkEnd w:id="46"/>
-    <w:bookmarkStart w:id="51" w:name="customization"/>
-    <w:p>
-      <w:pPr>
-        <w:pStyle w:val="Heading1"/>
-      </w:pPr>
-      <w:r>
-        <w:t xml:space="preserve">4. Customization</w:t>
-      </w:r>
-    </w:p>
-    <w:p>
-      <w:pPr>
-        <w:pStyle w:val="FirstParagraph"/>
-      </w:pPr>
-      <w:r>
-        <w:t xml:space="preserve">Using different organ sample sets</w:t>
-      </w:r>
     </w:p>
     <w:p>
       <w:pPr>
         <w:pStyle w:val="BodyText"/>
       </w:pPr>
       <w:r>
-        <w:br/>
-      </w:r>
-    </w:p>
-    <w:p>
-      <w:pPr>
-        <w:pStyle w:val="BodyText"/>
-      </w:pPr>
-      <w:r>
         <w:t xml:space="preserve">The default sample set is great to get started with, but it’s rather small. The beauty of virtual pipe organ (VPO) software is the ability and flexibility to use any number of sample sets.</w:t>
       </w:r>
       <w:r>
         <w:t xml:space="preserve"> </w:t>
       </w:r>
-      <w:hyperlink r:id="rId47">
+      <w:hyperlink r:id="rId45">
         <w:r>
           <w:rPr>
             <w:rStyle w:val="Hyperlink"/>
@@ -1948,7 +1946,7 @@
         <w:t xml:space="preserve"> </w:t>
       </w:r>
       <w:r>
-        <w:t xml:space="preserve">of various sizes exist, from small single-division organs to large many-division instruments. One constraint is disk storage: one needs to have enough space to download and store the sample set. The primary constraint with choosing samples to use, however, is one’s memory: the sample set must fit in the computer’s RAM to work properly. Thus, my constraint was 16 GB RAM that came on the Raspberry Pi 5. What this means in practice:</w:t>
+        <w:t xml:space="preserve">of various sizes exist, from small single-division organs to large many-division instruments. One constraint is disk storage: one needs to have enough space to download and store the sample set. The primary constraint with choosing samples to use, however, is RAM: the sample set must fit in the computer’s RAM to work properly. Thus, my constraint was 16 GB RAM that came on the Raspberry Pi 5. What this means in practice:</w:t>
       </w:r>
     </w:p>
     <w:p>
@@ -1956,7 +1954,7 @@
         <w:pStyle w:val="Compact"/>
         <w:numPr>
           <w:ilvl w:val="0"/>
-          <w:numId w:val="1010"/>
+          <w:numId w:val="1008"/>
         </w:numPr>
       </w:pPr>
       <w:r>
@@ -1978,7 +1976,7 @@
         <w:pStyle w:val="Compact"/>
         <w:numPr>
           <w:ilvl w:val="0"/>
-          <w:numId w:val="1010"/>
+          <w:numId w:val="1008"/>
         </w:numPr>
       </w:pPr>
       <w:r>
@@ -2000,7 +1998,7 @@
         <w:pStyle w:val="Compact"/>
         <w:numPr>
           <w:ilvl w:val="0"/>
-          <w:numId w:val="1010"/>
+          <w:numId w:val="1008"/>
         </w:numPr>
       </w:pPr>
       <w:r>
@@ -2022,7 +2020,7 @@
         <w:pStyle w:val="Compact"/>
         <w:numPr>
           <w:ilvl w:val="0"/>
-          <w:numId w:val="1010"/>
+          <w:numId w:val="1008"/>
         </w:numPr>
       </w:pPr>
       <w:r>
@@ -2047,13 +2045,13 @@
         <w:t xml:space="preserve">Since I only had one keyboard with no pedalboard, it made sense to consider single-manual samples. I could use larger ones, but I could only play one manual. The workaround would be mapping the Great division to my keyboard and relying on couplers to play other manuals from the Great manual.</w:t>
       </w:r>
     </w:p>
-    <w:bookmarkStart w:id="50" w:name="bureå-funeral-chapel"/>
+    <w:bookmarkStart w:id="48" w:name="bureå-funeral-chapel"/>
     <w:p>
       <w:pPr>
         <w:pStyle w:val="Heading2"/>
       </w:pPr>
       <w:r>
-        <w:t xml:space="preserve">4.1 Bureå Funeral Chapel</w:t>
+        <w:t xml:space="preserve">3.1 Bureå Funeral Chapel</w:t>
       </w:r>
     </w:p>
     <w:p>
@@ -2066,7 +2064,7 @@
       <w:r>
         <w:t xml:space="preserve"> </w:t>
       </w:r>
-      <w:hyperlink r:id="rId48">
+      <w:hyperlink r:id="rId46">
         <w:r>
           <w:rPr>
             <w:rStyle w:val="Hyperlink"/>
@@ -2083,7 +2081,7 @@
       <w:r>
         <w:t xml:space="preserve"> </w:t>
       </w:r>
-      <w:hyperlink r:id="rId49">
+      <w:hyperlink r:id="rId47">
         <w:r>
           <w:rPr>
             <w:rStyle w:val="Hyperlink"/>
@@ -2092,7 +2090,7 @@
         </w:r>
       </w:hyperlink>
       <w:r>
-        <w:t xml:space="preserve">. This is a small chamber organ with one manual, pedals, and 9 stops. All of the manual stops are split stops with separate drawknobs for bass (first two octaves) and division. This provides greater flexibility on a small instrument, allowing the organist to use different combinations of stops on one manual instead of across two manuals.</w:t>
+        <w:t xml:space="preserve">. This was a small chamber organ with one manual, pedals, and nine stops. All of the manual stops were split stops with separate drawknobs for bass (first two octaves) and discant. Split stops provide greater flexibility on a small instrument, allowing the organist to use different combinations of stops on one manual instead of across two manuals.</w:t>
       </w:r>
     </w:p>
     <w:p>
@@ -2105,7 +2103,7 @@
       <w:r>
         <w:t xml:space="preserve"> </w:t>
       </w:r>
-      <w:hyperlink r:id="rId48">
+      <w:hyperlink r:id="rId46">
         <w:r>
           <w:rPr>
             <w:rStyle w:val="Hyperlink"/>
@@ -2206,452 +2204,65 @@
         <w:pStyle w:val="FirstParagraph"/>
       </w:pPr>
       <w:r>
-        <w:t xml:space="preserve">Open GrandOrgue, then got to File → Open, find and select the desired organ sample, and click</w:t>
-      </w:r>
-      <w:r>
-        <w:t xml:space="preserve"> </w:t>
-      </w:r>
-      <w:r>
-        <w:t xml:space="preserve">“Open”</w:t>
-      </w:r>
-      <w:r>
-        <w:t xml:space="preserve">. If everything worked, the new organ should load and be ready for use.</w:t>
-      </w:r>
-    </w:p>
+        <w:t xml:space="preserve">I then opened GrandOrgue, went to</w:t>
+      </w:r>
+      <w:r>
+        <w:t xml:space="preserve"> </w:t>
+      </w:r>
+      <w:r>
+        <w:rPr>
+          <w:b/>
+          <w:bCs/>
+        </w:rPr>
+        <w:t xml:space="preserve">File</w:t>
+      </w:r>
+      <w:r>
+        <w:t xml:space="preserve"> </w:t>
+      </w:r>
+      <w:r>
+        <w:t xml:space="preserve">→</w:t>
+      </w:r>
+      <w:r>
+        <w:t xml:space="preserve"> </w:t>
+      </w:r>
+      <w:r>
+        <w:rPr>
+          <w:b/>
+          <w:bCs/>
+        </w:rPr>
+        <w:t xml:space="preserve">Open</w:t>
+      </w:r>
+      <w:r>
+        <w:t xml:space="preserve">, found and selected the desired organ sample, and clicked</w:t>
+      </w:r>
+      <w:r>
+        <w:t xml:space="preserve"> </w:t>
+      </w:r>
+      <w:r>
+        <w:rPr>
+          <w:b/>
+          <w:bCs/>
+        </w:rPr>
+        <w:t xml:space="preserve">Open</w:t>
+      </w:r>
+      <w:r>
+        <w:t xml:space="preserve">. The new organ should load and be ready for use.</w:t>
+      </w:r>
+    </w:p>
+    <w:bookmarkEnd w:id="48"/>
+    <w:bookmarkEnd w:id="49"/>
+    <w:bookmarkStart w:id="51" w:name="references"/>
+    <w:p>
+      <w:pPr>
+        <w:pStyle w:val="Heading1"/>
+      </w:pPr>
+      <w:r>
+        <w:t xml:space="preserve">References</w:t>
+      </w:r>
+    </w:p>
+    <w:bookmarkStart w:id="50" w:name="refs"/>
     <w:bookmarkEnd w:id="50"/>
     <w:bookmarkEnd w:id="51"/>
-    <w:bookmarkStart w:id="55" w:name="rendering"/>
-    <w:p>
-      <w:pPr>
-        <w:pStyle w:val="Heading1"/>
-      </w:pPr>
-      <w:r>
-        <w:t xml:space="preserve">5. Rendering</w:t>
-      </w:r>
-    </w:p>
-    <w:p>
-      <w:pPr>
-        <w:pStyle w:val="FirstParagraph"/>
-      </w:pPr>
-      <w:r>
-        <w:t xml:space="preserve">The repo includes a GitHub Action that will render (build) the website automatically when you make changes to the files. It will be pushed to the</w:t>
-      </w:r>
-      <w:r>
-        <w:t xml:space="preserve"> </w:t>
-      </w:r>
-      <w:r>
-        <w:rPr>
-          <w:rStyle w:val="VerbatimChar"/>
-        </w:rPr>
-        <w:t xml:space="preserve">gh-pages</w:t>
-      </w:r>
-      <w:r>
-        <w:t xml:space="preserve"> </w:t>
-      </w:r>
-      <w:r>
-        <w:t xml:space="preserve">branch.</w:t>
-      </w:r>
-    </w:p>
-    <w:p>
-      <w:pPr>
-        <w:pStyle w:val="BodyText"/>
-      </w:pPr>
-      <w:r>
-        <w:t xml:space="preserve">But when you are developing your content, you will want to render it locally.</w:t>
-      </w:r>
-    </w:p>
-    <w:bookmarkStart w:id="52" w:name="X17131cd5d27ceabf38a6ff11ba610d89760f521"/>
-    <w:p>
-      <w:pPr>
-        <w:pStyle w:val="Heading2"/>
-      </w:pPr>
-      <w:r>
-        <w:t xml:space="preserve">5.1 Step 1. Make sure you have a recent RStudio</w:t>
-      </w:r>
-    </w:p>
-    <w:p>
-      <w:pPr>
-        <w:pStyle w:val="FirstParagraph"/>
-      </w:pPr>
-      <w:r>
-        <w:t xml:space="preserve">Have you updated RStudio since about August 2022? No? Then update to a newer version of RStudio. In general, you want to keep RStudio updated and it is required to have a recent version to use Quarto.</w:t>
-      </w:r>
-    </w:p>
-    <w:bookmarkEnd w:id="52"/>
-    <w:bookmarkStart w:id="53" w:name="step-2.-clone-and-create-rstudio-project"/>
-    <w:p>
-      <w:pPr>
-        <w:pStyle w:val="Heading2"/>
-      </w:pPr>
-      <w:r>
-        <w:t xml:space="preserve">5.2 Step 2. Clone and create RStudio project</w:t>
-      </w:r>
-    </w:p>
-    <w:p>
-      <w:pPr>
-        <w:pStyle w:val="FirstParagraph"/>
-      </w:pPr>
-      <w:r>
-        <w:t xml:space="preserve">First, clone the repo onto your local computer. How? You can click File &gt; New Project and then select</w:t>
-      </w:r>
-      <w:r>
-        <w:t xml:space="preserve"> </w:t>
-      </w:r>
-      <w:r>
-        <w:t xml:space="preserve">“Version Control”</w:t>
-      </w:r>
-      <w:r>
-        <w:t xml:space="preserve">. Paste in the url of the repository. That will clone the repo on to your local computer. When you make changes, you will need to push those up.</w:t>
-      </w:r>
-    </w:p>
-    <w:bookmarkEnd w:id="53"/>
-    <w:bookmarkStart w:id="54" w:name="step-3.-render-within-rstudio"/>
-    <w:p>
-      <w:pPr>
-        <w:pStyle w:val="Heading2"/>
-      </w:pPr>
-      <w:r>
-        <w:t xml:space="preserve">5.3 Step 3. Render within RStudio</w:t>
-      </w:r>
-    </w:p>
-    <w:p>
-      <w:pPr>
-        <w:pStyle w:val="FirstParagraph"/>
-      </w:pPr>
-      <w:r>
-        <w:t xml:space="preserve">RStudio will recognize that this is a Quarto project by the presence of the</w:t>
-      </w:r>
-      <w:r>
-        <w:t xml:space="preserve"> </w:t>
-      </w:r>
-      <w:r>
-        <w:rPr>
-          <w:rStyle w:val="VerbatimChar"/>
-        </w:rPr>
-        <w:t xml:space="preserve">_quarto.yml</w:t>
-      </w:r>
-      <w:r>
-        <w:t xml:space="preserve"> </w:t>
-      </w:r>
-      <w:r>
-        <w:t xml:space="preserve">file and will see the</w:t>
-      </w:r>
-      <w:r>
-        <w:t xml:space="preserve"> </w:t>
-      </w:r>
-      <w:r>
-        <w:t xml:space="preserve">“Build”</w:t>
-      </w:r>
-      <w:r>
-        <w:t xml:space="preserve"> </w:t>
-      </w:r>
-      <w:r>
-        <w:t xml:space="preserve">tab. Click the</w:t>
-      </w:r>
-      <w:r>
-        <w:t xml:space="preserve"> </w:t>
-      </w:r>
-      <w:r>
-        <w:t xml:space="preserve">“Render website”</w:t>
-      </w:r>
-      <w:r>
-        <w:t xml:space="preserve"> </w:t>
-      </w:r>
-      <w:r>
-        <w:t xml:space="preserve">button to render to the</w:t>
-      </w:r>
-      <w:r>
-        <w:t xml:space="preserve"> </w:t>
-      </w:r>
-      <w:r>
-        <w:rPr>
-          <w:rStyle w:val="VerbatimChar"/>
-        </w:rPr>
-        <w:t xml:space="preserve">_site</w:t>
-      </w:r>
-      <w:r>
-        <w:t xml:space="preserve"> </w:t>
-      </w:r>
-      <w:r>
-        <w:t xml:space="preserve">folder.</w:t>
-      </w:r>
-    </w:p>
-    <w:p>
-      <w:pPr>
-        <w:pStyle w:val="BodyText"/>
-      </w:pPr>
-      <w:r>
-        <w:rPr>
-          <w:b/>
-          <w:bCs/>
-        </w:rPr>
-        <w:t xml:space="preserve">Previewing:</w:t>
-      </w:r>
-      <w:r>
-        <w:t xml:space="preserve"> </w:t>
-      </w:r>
-      <w:r>
-        <w:t xml:space="preserve">You can either click</w:t>
-      </w:r>
-      <w:r>
-        <w:t xml:space="preserve"> </w:t>
-      </w:r>
-      <w:r>
-        <w:rPr>
-          <w:rStyle w:val="VerbatimChar"/>
-        </w:rPr>
-        <w:t xml:space="preserve">index.html</w:t>
-      </w:r>
-      <w:r>
-        <w:t xml:space="preserve"> </w:t>
-      </w:r>
-      <w:r>
-        <w:t xml:space="preserve">in the</w:t>
-      </w:r>
-      <w:r>
-        <w:t xml:space="preserve"> </w:t>
-      </w:r>
-      <w:r>
-        <w:rPr>
-          <w:rStyle w:val="VerbatimChar"/>
-        </w:rPr>
-        <w:t xml:space="preserve">_site</w:t>
-      </w:r>
-      <w:r>
-        <w:t xml:space="preserve"> </w:t>
-      </w:r>
-      <w:r>
-        <w:t xml:space="preserve">folder and specify</w:t>
-      </w:r>
-      <w:r>
-        <w:t xml:space="preserve"> </w:t>
-      </w:r>
-      <w:r>
-        <w:t xml:space="preserve">“preview in browser”</w:t>
-      </w:r>
-      <w:r>
-        <w:t xml:space="preserve"> </w:t>
-      </w:r>
-      <w:r>
-        <w:t xml:space="preserve">or set up RStudio to preview to the viewer panel. To do the latter, go to Tools &gt; Global Options &gt; R Markdown. Then select</w:t>
-      </w:r>
-      <w:r>
-        <w:t xml:space="preserve"> </w:t>
-      </w:r>
-      <w:r>
-        <w:t xml:space="preserve">“Show output preview in: Viewer panel”</w:t>
-      </w:r>
-      <w:r>
-        <w:t xml:space="preserve">.</w:t>
-      </w:r>
-    </w:p>
-    <w:bookmarkEnd w:id="54"/>
-    <w:bookmarkEnd w:id="55"/>
-    <w:bookmarkStart w:id="57" w:name="references"/>
-    <w:p>
-      <w:pPr>
-        <w:pStyle w:val="Heading1"/>
-      </w:pPr>
-      <w:r>
-        <w:t xml:space="preserve">6. References</w:t>
-      </w:r>
-    </w:p>
-    <w:p>
-      <w:pPr>
-        <w:pStyle w:val="FirstParagraph"/>
-      </w:pPr>
-      <w:r>
-        <w:t xml:space="preserve">Quarto has powerful references functionality. You can easily insert citations from Zotero libraries that you maintain in the cloud (on Zotero). This allows the whole team to update the library and you can sync up to that library. Read about this on the Quarto documentation on</w:t>
-      </w:r>
-      <w:r>
-        <w:t xml:space="preserve"> </w:t>
-      </w:r>
-      <w:hyperlink r:id="rId56">
-        <w:r>
-          <w:rPr>
-            <w:rStyle w:val="Hyperlink"/>
-          </w:rPr>
-          <w:t xml:space="preserve">citations</w:t>
-        </w:r>
-      </w:hyperlink>
-      <w:r>
-        <w:t xml:space="preserve">. Google youtube videos on this also to see it in action.</w:t>
-      </w:r>
-    </w:p>
-    <w:p>
-      <w:pPr>
-        <w:pStyle w:val="BodyText"/>
-      </w:pPr>
-      <w:r>
-        <w:t xml:space="preserve">Add a</w:t>
-      </w:r>
-      <w:r>
-        <w:t xml:space="preserve"> </w:t>
-      </w:r>
-      <w:r>
-        <w:rPr>
-          <w:rStyle w:val="VerbatimChar"/>
-        </w:rPr>
-        <w:t xml:space="preserve">.bib</w:t>
-      </w:r>
-      <w:r>
-        <w:t xml:space="preserve"> </w:t>
-      </w:r>
-      <w:r>
-        <w:t xml:space="preserve">file in to your project or add a linked Zotero library via RStudio in Visual mode with Tools &gt; Project Options… &gt; R Markdown &gt; select custom libraries from the Zotero dropdown.</w:t>
-      </w:r>
-    </w:p>
-    <w:p>
-      <w:pPr>
-        <w:pStyle w:val="BodyText"/>
-      </w:pPr>
-      <w:r>
-        <w:t xml:space="preserve">The you can type</w:t>
-      </w:r>
-      <w:r>
-        <w:t xml:space="preserve"> </w:t>
-      </w:r>
-      <w:r>
-        <w:rPr>
-          <w:rStyle w:val="VerbatimChar"/>
-        </w:rPr>
-        <w:t xml:space="preserve">@</w:t>
-      </w:r>
-      <w:r>
-        <w:t xml:space="preserve"> </w:t>
-      </w:r>
-      <w:r>
-        <w:t xml:space="preserve">and you will see a dropdown of the references in your libraries. You can then select the ones to add. If you don’t see the one you need, you can paste in the DOI and it will be added to your references file (with all the info). The references will be added to your references section of your book automatically.</w:t>
-      </w:r>
-    </w:p>
-    <w:p>
-      <w:pPr>
-        <w:pStyle w:val="BodyText"/>
-      </w:pPr>
-      <w:r>
-        <w:t xml:space="preserve">See the</w:t>
-      </w:r>
-      <w:r>
-        <w:t xml:space="preserve"> </w:t>
-      </w:r>
-      <w:r>
-        <w:rPr>
-          <w:rStyle w:val="VerbatimChar"/>
-        </w:rPr>
-        <w:t xml:space="preserve">references.qmd</w:t>
-      </w:r>
-      <w:r>
-        <w:t xml:space="preserve"> </w:t>
-      </w:r>
-      <w:r>
-        <w:t xml:space="preserve">file for how to include the references.</w:t>
-      </w:r>
-    </w:p>
-    <w:p>
-      <w:pPr>
-        <w:numPr>
-          <w:ilvl w:val="0"/>
-          <w:numId w:val="1011"/>
-        </w:numPr>
-      </w:pPr>
-      <w:r>
-        <w:rPr>
-          <w:rStyle w:val="VerbatimChar"/>
-        </w:rPr>
-        <w:t xml:space="preserve">@ansley1981</w:t>
-      </w:r>
-      <w:r>
-        <w:t xml:space="preserve"> </w:t>
-      </w:r>
-      <w:r>
-        <w:t xml:space="preserve">will produce</w:t>
-      </w:r>
-      <w:r>
-        <w:t xml:space="preserve"> </w:t>
-      </w:r>
-      <w:r>
-        <w:t xml:space="preserve">Ansley and Davis (1981)</w:t>
-      </w:r>
-    </w:p>
-    <w:p>
-      <w:pPr>
-        <w:numPr>
-          <w:ilvl w:val="0"/>
-          <w:numId w:val="1011"/>
-        </w:numPr>
-      </w:pPr>
-      <w:r>
-        <w:rPr>
-          <w:rStyle w:val="VerbatimChar"/>
-        </w:rPr>
-        <w:t xml:space="preserve">[@ansley1981]</w:t>
-      </w:r>
-      <w:r>
-        <w:t xml:space="preserve"> </w:t>
-      </w:r>
-      <w:r>
-        <w:t xml:space="preserve">will produce</w:t>
-      </w:r>
-      <w:r>
-        <w:t xml:space="preserve"> </w:t>
-      </w:r>
-      <w:r>
-        <w:t xml:space="preserve">(Ansley and Davis 1981)</w:t>
-      </w:r>
-      <w:r>
-        <w:t xml:space="preserve">.</w:t>
-      </w:r>
-    </w:p>
-    <w:bookmarkEnd w:id="57"/>
-    <w:bookmarkStart w:id="60" w:name="references-1"/>
-    <w:p>
-      <w:pPr>
-        <w:pStyle w:val="Heading1"/>
-      </w:pPr>
-      <w:r>
-        <w:t xml:space="preserve">References</w:t>
-      </w:r>
-    </w:p>
-    <w:bookmarkStart w:id="59" w:name="refs"/>
-    <w:bookmarkStart w:id="58" w:name="ref-ansley1981"/>
-    <w:p>
-      <w:pPr>
-        <w:pStyle w:val="Bibliography"/>
-      </w:pPr>
-      <w:r>
-        <w:t xml:space="preserve">Ansley, H. L. H., and C. D. Davis. 1981.</w:t>
-      </w:r>
-      <w:r>
-        <w:t xml:space="preserve"> </w:t>
-      </w:r>
-      <w:r>
-        <w:rPr>
-          <w:i/>
-          <w:iCs/>
-        </w:rPr>
-        <w:t xml:space="preserve">Migration and Standing Stock of Fishes Associated with Artificial and Natural Reefs on Georgia</w:t>
-      </w:r>
-      <w:r>
-        <w:rPr>
-          <w:i/>
-          <w:iCs/>
-        </w:rPr>
-        <w:t xml:space="preserve">’</w:t>
-      </w:r>
-      <w:r>
-        <w:rPr>
-          <w:i/>
-          <w:iCs/>
-        </w:rPr>
-        <w:t xml:space="preserve">s Outer Continental Shelf</w:t>
-      </w:r>
-      <w:r>
-        <w:t xml:space="preserve">. Brunswick, Georgia, USA.</w:t>
-      </w:r>
-    </w:p>
-    <w:bookmarkEnd w:id="58"/>
-    <w:bookmarkEnd w:id="59"/>
-    <w:bookmarkEnd w:id="60"/>
     <w:sectPr>
       <w:headerReference r:id="rId9" w:type="even"/>
       <w:headerReference r:id="rId10" w:type="default"/>
@@ -2738,7 +2349,7 @@
         <w:t xml:space="preserve"> </w:t>
       </w:r>
       <w:r>
-        <w:t xml:space="preserve">Old keyboards can almost always be found on Facebook Marketplace or similar sites for free or very little money. Just make sure it supports MIDI, which most manufactured after the 1980s will.</w:t>
+        <w:t xml:space="preserve">Old keyboards can almost always be found on Facebook Marketplace or similar sites for free or very little money. Just make sure it supports MIDI.Most manufactured after the 1980s will.</w:t>
       </w:r>
     </w:p>
   </w:footnote>
@@ -3866,42 +3477,6 @@
     </w:lvlOverride>
   </w:num>
   <w:num w:numId="1008">
-    <w:abstractNumId w:val="99411"/>
-    <w:lvlOverride w:ilvl="0">
-      <w:startOverride w:val="1"/>
-    </w:lvlOverride>
-    <w:lvlOverride w:ilvl="1">
-      <w:startOverride w:val="1"/>
-    </w:lvlOverride>
-    <w:lvlOverride w:ilvl="2">
-      <w:startOverride w:val="1"/>
-    </w:lvlOverride>
-    <w:lvlOverride w:ilvl="3">
-      <w:startOverride w:val="1"/>
-    </w:lvlOverride>
-    <w:lvlOverride w:ilvl="4">
-      <w:startOverride w:val="1"/>
-    </w:lvlOverride>
-    <w:lvlOverride w:ilvl="5">
-      <w:startOverride w:val="1"/>
-    </w:lvlOverride>
-    <w:lvlOverride w:ilvl="6">
-      <w:startOverride w:val="1"/>
-    </w:lvlOverride>
-    <w:lvlOverride w:ilvl="7">
-      <w:startOverride w:val="1"/>
-    </w:lvlOverride>
-    <w:lvlOverride w:ilvl="8">
-      <w:startOverride w:val="1"/>
-    </w:lvlOverride>
-  </w:num>
-  <w:num w:numId="1009">
-    <w:abstractNumId w:val="991"/>
-  </w:num>
-  <w:num w:numId="1010">
-    <w:abstractNumId w:val="991"/>
-  </w:num>
-  <w:num w:numId="1011">
     <w:abstractNumId w:val="991"/>
   </w:num>
 </w:numbering>
